--- a/raw.mn.docx
+++ b/raw.mn.docx
@@ -889,7 +889,7 @@
         <w:t xml:space="preserve">Монгол Улсын гадна</w:t>
       </w:r>
       <w:r>
-        <w:t xml:space="preserve">, [улс/бүс, жишээ нь Сингапур] дахь [үүлэн үйлчилгээ үзүүлэгчийн нэр]-ийн серверт хадгалагдаж,</w:t>
+        <w:t xml:space="preserve">, Сингапур дахь DigitalOcean-ийн серверт хадгалагдаж,</w:t>
       </w:r>
       <w:r>
         <w:t xml:space="preserve"> </w:t>
@@ -960,7 +960,7 @@
               <w:jc w:val="left"/>
             </w:pPr>
             <w:r>
-              <w:t xml:space="preserve">[Үүлэн хостинг]</w:t>
+              <w:t xml:space="preserve">DigitalOcean (үүлэн хостинг)</w:t>
             </w:r>
           </w:p>
         </w:tc>
@@ -984,7 +984,7 @@
               <w:jc w:val="left"/>
             </w:pPr>
             <w:r>
-              <w:t xml:space="preserve">[бүс]</w:t>
+              <w:t xml:space="preserve">Сингапур</w:t>
             </w:r>
           </w:p>
         </w:tc>
@@ -1112,31 +1112,31 @@
               <w:jc w:val="left"/>
             </w:pPr>
             <w:r>
-              <w:t xml:space="preserve">[Нөөцийн хадгалалтын үйлчилгээ]</w:t>
-            </w:r>
-          </w:p>
-        </w:tc>
-        <w:tc>
-          <w:tcPr/>
-          <w:p>
-            <w:pPr>
-              <w:pStyle w:val="Compact"/>
-              <w:jc w:val="left"/>
-            </w:pPr>
-            <w:r>
-              <w:t xml:space="preserve">шифрлэсэн нөөц</w:t>
-            </w:r>
-          </w:p>
-        </w:tc>
-        <w:tc>
-          <w:tcPr/>
-          <w:p>
-            <w:pPr>
-              <w:pStyle w:val="Compact"/>
-              <w:jc w:val="left"/>
-            </w:pPr>
-            <w:r>
-              <w:t xml:space="preserve">[бүс]</w:t>
+              <w:t xml:space="preserve">Нөөцийн хадгалалт</w:t>
+            </w:r>
+          </w:p>
+        </w:tc>
+        <w:tc>
+          <w:tcPr/>
+          <w:p>
+            <w:pPr>
+              <w:pStyle w:val="Compact"/>
+              <w:jc w:val="left"/>
+            </w:pPr>
+            <w:r>
+              <w:t xml:space="preserve">шифрлэсэн нөөц, ижил DigitalOcean сервер дээр; [серверээс гадуурх хуулбарын үйлчилгээ, хэрэглэвэл]</w:t>
+            </w:r>
+          </w:p>
+        </w:tc>
+        <w:tc>
+          <w:tcPr/>
+          <w:p>
+            <w:pPr>
+              <w:pStyle w:val="Compact"/>
+              <w:jc w:val="left"/>
+            </w:pPr>
+            <w:r>
+              <w:t xml:space="preserve">Сингапур</w:t>
             </w:r>
           </w:p>
         </w:tc>
@@ -1343,7 +1343,7 @@
         <w:pStyle w:val="Compact"/>
       </w:pPr>
       <w:r>
-        <w:t xml:space="preserve">☐ Хариуцагч/операторын мэдээлэл, холбоо барих хаяг, бүс, үйлчилгээ үзүүлэгчдийн нэрийг бөглөнө (пилот сервер нь DigitalOcean droplet; бүсийг баталгаажуулна).</w:t>
+        <w:t xml:space="preserve">☐ Хариуцагч/операторын нэр, мэдээлэл, холбоо барих хаягийг бөглөнө. Хостинг нь DigitalOcean, Сингапур бүс (droplet-ийн мэдээлэлд SGP1 гэж бичигдсэнийг шалгана).</w:t>
       </w:r>
     </w:p>
     <w:p>
